--- a/test/DC_JNZ_2026_without_tables.docx
+++ b/test/DC_JNZ_2026_without_tables.docx
@@ -2984,15 +2984,7 @@
           <w:sz w:val="34"/>
           <w:szCs w:val="34"/>
         </w:rPr>
-        <w:t xml:space="preserve"> Compan</w:t>
-      </w:r>
-      <w:r>
-        <w:rPr>
-          <w:color w:val="808080"/>
-          <w:sz w:val="34"/>
-          <w:szCs w:val="34"/>
-        </w:rPr>
-        <w:t>y</w:t>
+        <w:t xml:space="preserve"> Company</w:t>
       </w:r>
     </w:p>
     <w:p>
@@ -6800,9 +6792,19 @@
     </w:p>
     <w:p>
       <w:pPr>
-        <w:rPr>
-          <w:b/>
-          <w:bCs/>
+        <w:pBdr>
+          <w:top w:val="nil"/>
+          <w:left w:val="nil"/>
+          <w:bottom w:val="nil"/>
+          <w:right w:val="nil"/>
+          <w:between w:val="nil"/>
+        </w:pBdr>
+        <w:spacing w:before="140" w:line="259" w:lineRule="auto"/>
+        <w:ind w:left="424"/>
+        <w:rPr>
+          <w:b/>
+          <w:bCs/>
+          <w:color w:val="000000"/>
           <w:sz w:val="20"/>
           <w:szCs w:val="20"/>
         </w:rPr>
@@ -6810,24 +6812,12 @@
       <w:r>
         <w:br w:type="page"/>
       </w:r>
-    </w:p>
-    <w:p>
-      <w:pPr>
-        <w:pStyle w:val="Titre2"/>
-        <w:numPr>
-          <w:ilvl w:val="0"/>
-          <w:numId w:val="1"/>
-        </w:numPr>
-        <w:tabs>
-          <w:tab w:val="left" w:pos="1354"/>
-        </w:tabs>
-        <w:spacing w:before="251"/>
-        <w:ind w:left="1354"/>
-      </w:pPr>
       <w:bookmarkStart w:id="11" w:name="bookmark=id.ibwf23r5132q" w:colFirst="0" w:colLast="0"/>
       <w:bookmarkEnd w:id="11"/>
       <w:r>
         <w:rPr>
+          <w:b/>
+          <w:bCs/>
           <w:color w:val="000000"/>
           <w:sz w:val="20"/>
           <w:szCs w:val="20"/>
@@ -6838,44 +6828,60 @@
     </w:p>
     <w:p>
       <w:pPr>
-        <w:pStyle w:val="Titre2"/>
-        <w:numPr>
-          <w:ilvl w:val="0"/>
-          <w:numId w:val="1"/>
-        </w:numPr>
-        <w:tabs>
-          <w:tab w:val="left" w:pos="1354"/>
-        </w:tabs>
-        <w:spacing w:before="251"/>
-        <w:ind w:left="1354"/>
-      </w:pPr>
-      <w:r>
+        <w:pBdr>
+          <w:top w:val="nil"/>
+          <w:left w:val="nil"/>
+          <w:bottom w:val="nil"/>
+          <w:right w:val="nil"/>
+          <w:between w:val="nil"/>
+        </w:pBdr>
+        <w:spacing w:before="140" w:line="259" w:lineRule="auto"/>
+        <w:ind w:left="424"/>
         <w:rPr>
           <w:color w:val="808080"/>
           <w:sz w:val="34"/>
           <w:szCs w:val="34"/>
         </w:rPr>
+      </w:pPr>
+      <w:r>
+        <w:rPr>
+          <w:color w:val="808080"/>
+          <w:sz w:val="34"/>
+          <w:szCs w:val="34"/>
+        </w:rPr>
         <w:t>Vignobles Bardet, Vignonet</w:t>
       </w:r>
     </w:p>
     <w:p>
       <w:pPr>
-        <w:pStyle w:val="Titre2"/>
-        <w:numPr>
-          <w:ilvl w:val="0"/>
-          <w:numId w:val="1"/>
-        </w:numPr>
-        <w:tabs>
-          <w:tab w:val="left" w:pos="1354"/>
-        </w:tabs>
-        <w:spacing w:before="251"/>
-        <w:ind w:left="1354"/>
-      </w:pPr>
-      <w:r>
-        <w:rPr>
+        <w:pBdr>
+          <w:top w:val="nil"/>
+          <w:left w:val="nil"/>
+          <w:bottom w:val="nil"/>
+          <w:right w:val="nil"/>
+          <w:between w:val="nil"/>
+        </w:pBdr>
+        <w:spacing w:before="140" w:line="259" w:lineRule="auto"/>
+        <w:ind w:left="424"/>
+        <w:rPr>
+          <w:b/>
+          <w:bCs/>
           <w:i/>
           <w:iCs/>
           <w:color w:val="808080"/>
+          <w:sz w:val="24"/>
+          <w:szCs w:val="24"/>
+        </w:rPr>
+      </w:pPr>
+      <w:r>
+        <w:rPr>
+          <w:b/>
+          <w:bCs/>
+          <w:i/>
+          <w:iCs/>
+          <w:color w:val="808080"/>
+          <w:sz w:val="24"/>
+          <w:szCs w:val="24"/>
         </w:rPr>
         <w:t>09/2019 – 04/2020</w:t>
       </w:r>
@@ -9722,28 +9728,28 @@
 </file>
 
 <file path=customXml/item1.xml><?xml version="1.0" encoding="utf-8"?>
+<b:Sources xmlns:b="http://schemas.openxmlformats.org/officeDocument/2006/bibliography" xmlns="http://schemas.openxmlformats.org/officeDocument/2006/bibliography" SelectedStyle="\APASixthEditionOfficeOnline.xsl" StyleName="APA" Version="6"/>
+</file>
+
+<file path=customXml/item2.xml><?xml version="1.0" encoding="utf-8"?>
 <go:gDocsCustomXmlDataStorage xmlns:go="http://customooxmlschemas.google.com/" xmlns:r="http://schemas.openxmlformats.org/officeDocument/2006/relationships" uri="GoogleDocsCustomDataVersion2">
   <go:docsCustomData xmlns:go="http://customooxmlschemas.google.com/" roundtripDataSignature="AMtx7miS+7w8nd6DyPhZq+4YfwY3WcInYw==">CgMxLjAyD2lkLjhtcGRqZTN3eGFkZjIPaWQuMTRnYThyZTA3d3F6Mg9pZC4zZDJ5ZTFhMDA1NnQyD2lkLmYyeTlsaTN0NTVsNjIPaWQuZTNpd2NqOWpic2U1Mg9pZC42NmNmam9tYm95bTUyD2lkLnA2NHBqNXNrbm9iODIPaWQuamhzODNkejU4azh1Mg9pZC5qbTVja2F0Z3RkYmYyD2lkLnhvMW9xcWY2eGVhbDIPaWQuM3R4YWRsYzBibHBxMg9pZC5pYndmMjNyNTEzMnEyD2lkLm5reHg1OXdreW1rYjIPaWQuN3NyNmx5OHZsZmtmMg9pZC41ZGVpNzBzNjBtMmc4AHIhMWRzUHpoT1cxa0pxNTFodnVkeHY1QmVNdjNVUjhxV0dw</go:docsCustomData>
 </go:gDocsCustomXmlDataStorage>
 </file>
 
-<file path=customXml/item2.xml><?xml version="1.0" encoding="utf-8"?>
-<b:Sources xmlns:b="http://schemas.openxmlformats.org/officeDocument/2006/bibliography" xmlns="http://schemas.openxmlformats.org/officeDocument/2006/bibliography" SelectedStyle="\APASixthEditionOfficeOnline.xsl" StyleName="APA" Version="6"/>
+<file path=customXml/itemProps1.xml><?xml version="1.0" encoding="utf-8"?>
+<ds:datastoreItem xmlns:ds="http://schemas.openxmlformats.org/officeDocument/2006/customXml" ds:itemID="{204CCEA3-C777-44D5-B17E-2CF419200CF0}">
+  <ds:schemaRefs>
+    <ds:schemaRef ds:uri="http://schemas.openxmlformats.org/officeDocument/2006/bibliography"/>
+  </ds:schemaRefs>
+</ds:datastoreItem>
 </file>
 
-<file path=customXml/itemProps1.xml><?xml version="1.0" encoding="utf-8"?>
+<file path=customXml/itemProps2.xml><?xml version="1.0" encoding="utf-8"?>
 <ds:datastoreItem xmlns:ds="http://schemas.openxmlformats.org/officeDocument/2006/customXml" ds:itemID="{11111111-1234-1234-1234-123412341234}">
   <ds:schemaRefs>
     <ds:schemaRef ds:uri="http://customooxmlschemas.google.com/"/>
     <ds:schemaRef ds:uri="http://schemas.openxmlformats.org/officeDocument/2006/relationships"/>
   </ds:schemaRefs>
 </ds:datastoreItem>
-</file>
-
-<file path=customXml/itemProps2.xml><?xml version="1.0" encoding="utf-8"?>
-<ds:datastoreItem xmlns:ds="http://schemas.openxmlformats.org/officeDocument/2006/customXml" ds:itemID="{204CCEA3-C777-44D5-B17E-2CF419200CF0}">
-  <ds:schemaRefs>
-    <ds:schemaRef ds:uri="http://schemas.openxmlformats.org/officeDocument/2006/bibliography"/>
-  </ds:schemaRefs>
-</ds:datastoreItem>
 </file>